--- a/Tố cáo/12-TC_CauHinh.docx
+++ b/Tố cáo/12-TC_CauHinh.docx
@@ -6,16 +6,19 @@
       <w:pPr>
         <w:jc w:val="center"/>
         <w:rPr>
-          <w:color w:val="000000"/>
-        </w:rPr>
-      </w:pPr>
-      <w:r>
-        <w:rPr>
           <w:b/>
           <w:bCs/>
           <w:color w:val="000000"/>
           <w:lang w:val="vi-VN" w:eastAsia="vi-VN"/>
         </w:rPr>
+      </w:pPr>
+      <w:r>
+        <w:rPr>
+          <w:b/>
+          <w:bCs/>
+          <w:color w:val="000000"/>
+          <w:lang w:val="vi-VN" w:eastAsia="vi-VN"/>
+        </w:rPr>
         <w:t>QUYẾT ĐỊNH</w:t>
       </w:r>
     </w:p>
@@ -23,863 +26,298 @@
       <w:pPr>
         <w:jc w:val="center"/>
         <w:rPr>
-          <w:color w:val="000000"/>
-        </w:rPr>
-      </w:pPr>
-      <w:r>
-        <w:rPr>
           <w:b/>
           <w:bCs/>
           <w:color w:val="000000"/>
           <w:lang w:val="vi-VN" w:eastAsia="vi-VN"/>
         </w:rPr>
-        <w:t>Thành lập Đoàn</w:t>
-      </w:r>
+      </w:pPr>
       <w:r>
         <w:rPr>
           <w:b/>
           <w:bCs/>
           <w:color w:val="000000"/>
-          <w:lang w:eastAsia="vi-VN"/>
-        </w:rPr>
-        <w:t>/</w:t>
-      </w:r>
-      <w:r>
+          <w:lang w:val="vi-VN" w:eastAsia="vi-VN"/>
+        </w:rPr>
+        <w:t>Thành lập Đoàn/Tổ xác minh nội dung tố cáo</w:t>
+      </w:r>
+    </w:p>
+    <w:p>
+      <w:pPr>
+        <w:jc w:val="center"/>
         <w:rPr>
           <w:b/>
           <w:bCs/>
           <w:color w:val="000000"/>
           <w:lang w:val="vi-VN" w:eastAsia="vi-VN"/>
         </w:rPr>
-        <w:t>Tổ xác minh nội dung tố cáo</w:t>
-      </w:r>
-    </w:p>
-    <w:p>
-      <w:pPr>
-        <w:ind w:firstLine="720"/>
-        <w:jc w:val="center"/>
-        <w:rPr>
-          <w:color w:val="000000"/>
-          <w:sz w:val="24"/>
-          <w:szCs w:val="24"/>
-        </w:rPr>
-      </w:pPr>
-      <w:r>
-        <w:rPr>
-          <w:noProof/>
-          <w:color w:val="000000"/>
-          <w:sz w:val="24"/>
-          <w:szCs w:val="24"/>
-        </w:rPr>
-        <mc:AlternateContent>
-          <mc:Choice Requires="wps">
-            <w:drawing>
-              <wp:anchor distT="0" distB="0" distL="114300" distR="114300" simplePos="0" relativeHeight="251659264" behindDoc="0" locked="0" layoutInCell="1" allowOverlap="1" wp14:anchorId="51082178" wp14:editId="3FF8E0F8">
-                <wp:simplePos x="0" y="0"/>
-                <wp:positionH relativeFrom="column">
-                  <wp:posOffset>1976120</wp:posOffset>
-                </wp:positionH>
-                <wp:positionV relativeFrom="paragraph">
-                  <wp:posOffset>29845</wp:posOffset>
-                </wp:positionV>
-                <wp:extent cx="2011680" cy="0"/>
-                <wp:effectExtent l="13970" t="6350" r="12700" b="12700"/>
-                <wp:wrapNone/>
-                <wp:docPr id="955441154" name="Straight Connector 1"/>
-                <wp:cNvGraphicFramePr>
-                  <a:graphicFrameLocks xmlns:a="http://schemas.openxmlformats.org/drawingml/2006/main"/>
-                </wp:cNvGraphicFramePr>
-                <a:graphic xmlns:a="http://schemas.openxmlformats.org/drawingml/2006/main">
-                  <a:graphicData uri="http://schemas.microsoft.com/office/word/2010/wordprocessingShape">
-                    <wps:wsp>
-                      <wps:cNvCnPr>
-                        <a:cxnSpLocks noChangeShapeType="1"/>
-                      </wps:cNvCnPr>
-                      <wps:spPr bwMode="auto">
-                        <a:xfrm>
-                          <a:off x="0" y="0"/>
-                          <a:ext cx="2011680" cy="0"/>
-                        </a:xfrm>
-                        <a:prstGeom prst="line">
-                          <a:avLst/>
-                        </a:prstGeom>
-                        <a:noFill/>
-                        <a:ln w="9525">
-                          <a:solidFill>
-                            <a:srgbClr val="000000"/>
-                          </a:solidFill>
-                          <a:round/>
-                          <a:headEnd/>
-                          <a:tailEnd/>
-                        </a:ln>
-                        <a:extLst>
-                          <a:ext uri="{909E8E84-426E-40DD-AFC4-6F175D3DCCD1}">
-                            <a14:hiddenFill xmlns:a14="http://schemas.microsoft.com/office/drawing/2010/main">
-                              <a:noFill/>
-                            </a14:hiddenFill>
-                          </a:ext>
-                        </a:extLst>
-                      </wps:spPr>
-                      <wps:bodyPr/>
-                    </wps:wsp>
-                  </a:graphicData>
-                </a:graphic>
-                <wp14:sizeRelH relativeFrom="page">
-                  <wp14:pctWidth>0</wp14:pctWidth>
-                </wp14:sizeRelH>
-                <wp14:sizeRelV relativeFrom="page">
-                  <wp14:pctHeight>0</wp14:pctHeight>
-                </wp14:sizeRelV>
-              </wp:anchor>
-            </w:drawing>
-          </mc:Choice>
-          <mc:Fallback>
-            <w:pict>
-              <v:line w14:anchorId="6DF5BCE5" id="Straight Connector 1" o:spid="_x0000_s1026" style="position:absolute;z-index:251659264;visibility:visible;mso-wrap-style:square;mso-width-percent:0;mso-height-percent:0;mso-wrap-distance-left:9pt;mso-wrap-distance-top:0;mso-wrap-distance-right:9pt;mso-wrap-distance-bottom:0;mso-position-horizontal:absolute;mso-position-horizontal-relative:text;mso-position-vertical:absolute;mso-position-vertical-relative:text;mso-width-percent:0;mso-height-percent:0;mso-width-relative:page;mso-height-relative:page" from="155.6pt,2.35pt" to="314pt,2.35pt" o:gfxdata="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"/>
-            </w:pict>
-          </mc:Fallback>
-        </mc:AlternateContent>
-      </w:r>
-    </w:p>
-    <w:p>
-      <w:pPr>
-        <w:jc w:val="center"/>
-        <w:rPr>
-          <w:color w:val="000000"/>
-          <w:lang w:val="vi-VN"/>
-        </w:rPr>
-      </w:pPr>
-      <w:r>
-        <w:rPr>
-          <w:color w:val="000000"/>
-          <w:lang w:val="vi-VN"/>
+      </w:pPr>
+      <w:r>
+        <w:rPr>
+          <w:b/>
+          <w:bCs/>
+          <w:color w:val="000000"/>
+          <w:lang w:val="vi-VN" w:eastAsia="vi-VN"/>
         </w:rPr>
         <w:t>[[ChucDanhNguoiBanHanh]]</w:t>
-      </w:r>
-    </w:p>
-    <w:p>
-      <w:pPr>
-        <w:spacing w:before="120"/>
-        <w:ind w:firstLine="720"/>
-        <w:jc w:val="both"/>
-        <w:rPr>
-          <w:color w:val="000000"/>
-        </w:rPr>
-      </w:pPr>
-      <w:r>
-        <w:rPr>
-          <w:color w:val="000000"/>
-          <w:lang w:val="vi-VN" w:eastAsia="vi-VN"/>
-        </w:rPr>
-        <w:t xml:space="preserve">Căn cứ Luật </w:t>
-      </w:r>
-      <w:r>
-        <w:rPr>
-          <w:color w:val="000000"/>
-          <w:lang w:eastAsia="vi-VN"/>
-        </w:rPr>
-        <w:t>t</w:t>
-      </w:r>
-      <w:r>
-        <w:rPr>
-          <w:color w:val="000000"/>
-          <w:lang w:val="vi-VN" w:eastAsia="vi-VN"/>
-        </w:rPr>
-        <w:t>ố cáo ngày 12</w:t>
-      </w:r>
-      <w:r>
-        <w:rPr>
-          <w:color w:val="000000"/>
-          <w:lang w:eastAsia="vi-VN"/>
-        </w:rPr>
-        <w:t>/</w:t>
-      </w:r>
-      <w:r>
-        <w:rPr>
-          <w:color w:val="000000"/>
-          <w:lang w:val="vi-VN" w:eastAsia="vi-VN"/>
-        </w:rPr>
-        <w:t>6</w:t>
-      </w:r>
-      <w:r>
-        <w:rPr>
-          <w:color w:val="000000"/>
-          <w:lang w:eastAsia="vi-VN"/>
-        </w:rPr>
-        <w:t>/</w:t>
-      </w:r>
-      <w:r>
-        <w:rPr>
-          <w:color w:val="000000"/>
-          <w:lang w:val="vi-VN" w:eastAsia="vi-VN"/>
-        </w:rPr>
-        <w:t>2018;</w:t>
-      </w:r>
-    </w:p>
-    <w:p>
-      <w:pPr>
-        <w:spacing w:before="120"/>
-        <w:ind w:firstLine="720"/>
-        <w:jc w:val="both"/>
-        <w:rPr>
-          <w:color w:val="000000"/>
-        </w:rPr>
-      </w:pPr>
-      <w:r>
-        <w:rPr>
-          <w:color w:val="000000"/>
-          <w:lang w:val="vi-VN" w:eastAsia="vi-VN"/>
-        </w:rPr>
-        <w:t>Căn cứ Nghị định số</w:t>
-      </w:r>
-      <w:r>
-        <w:rPr>
-          <w:color w:val="000000"/>
-          <w:lang w:eastAsia="vi-VN"/>
-        </w:rPr>
-        <w:t xml:space="preserve"> 31</w:t>
-      </w:r>
-      <w:r>
-        <w:rPr>
-          <w:color w:val="000000"/>
-          <w:lang w:val="vi-VN" w:eastAsia="vi-VN"/>
-        </w:rPr>
-        <w:t>/2019/NĐ-CP ngày</w:t>
-      </w:r>
-      <w:r>
-        <w:rPr>
-          <w:color w:val="000000"/>
-          <w:lang w:eastAsia="vi-VN"/>
-        </w:rPr>
-        <w:t xml:space="preserve"> 10/4/</w:t>
-      </w:r>
-      <w:r>
-        <w:rPr>
-          <w:color w:val="000000"/>
-          <w:lang w:val="vi-VN" w:eastAsia="vi-VN"/>
-        </w:rPr>
-        <w:t xml:space="preserve">2019 của Chính phủ quy định chi tiết một số điều và biện pháp tổ chức thi hành Luật </w:t>
-      </w:r>
-      <w:r>
-        <w:rPr>
-          <w:color w:val="000000"/>
-          <w:lang w:eastAsia="vi-VN"/>
-        </w:rPr>
-        <w:t>t</w:t>
-      </w:r>
-      <w:r>
-        <w:rPr>
-          <w:color w:val="000000"/>
-          <w:lang w:val="vi-VN" w:eastAsia="vi-VN"/>
-        </w:rPr>
-        <w:t>ố cáo;</w:t>
-      </w:r>
-    </w:p>
-    <w:p>
-      <w:pPr>
-        <w:spacing w:before="120"/>
-        <w:ind w:firstLine="720"/>
-        <w:jc w:val="both"/>
-        <w:rPr>
-          <w:color w:val="000000"/>
-        </w:rPr>
-      </w:pPr>
-      <w:r>
-        <w:rPr>
-          <w:color w:val="000000"/>
-          <w:lang w:val="vi-VN" w:eastAsia="vi-VN"/>
-        </w:rPr>
-        <w:t xml:space="preserve">Căn cứ </w:t>
-      </w:r>
-      <w:r>
-        <w:rPr>
-          <w:color w:val="000000"/>
-          <w:lang w:val="vi-VN" w:eastAsia="vi-VN"/>
-        </w:rPr>
-        <w:t>[[VanBanQuyPham]]</w:t>
-      </w:r>
-      <w:r>
-        <w:rPr>
-          <w:color w:val="000000"/>
-          <w:lang w:val="vi-VN" w:eastAsia="vi-VN"/>
-        </w:rPr>
-        <w:t>;</w:t>
-      </w:r>
-    </w:p>
-    <w:p>
-      <w:pPr>
-        <w:spacing w:before="120"/>
-        <w:ind w:firstLine="720"/>
-        <w:jc w:val="both"/>
-        <w:rPr>
-          <w:color w:val="000000"/>
-        </w:rPr>
-      </w:pPr>
-      <w:r>
-        <w:rPr>
-          <w:color w:val="000000"/>
-          <w:lang w:val="vi-VN" w:eastAsia="vi-VN"/>
-        </w:rPr>
-        <w:t xml:space="preserve">Căn cứ </w:t>
-      </w:r>
-      <w:r>
-        <w:rPr>
-          <w:color w:val="000000"/>
-          <w:lang w:val="vi-VN" w:eastAsia="vi-VN"/>
-        </w:rPr>
-        <w:t>[[VanBanGiaoNV]]</w:t>
-      </w:r>
-      <w:r>
-        <w:rPr>
-          <w:color w:val="000000"/>
-          <w:lang w:val="vi-VN" w:eastAsia="vi-VN"/>
-        </w:rPr>
-        <w:t>;</w:t>
-      </w:r>
-    </w:p>
-    <w:p>
-      <w:pPr>
-        <w:spacing w:before="120"/>
-        <w:ind w:firstLine="720"/>
-        <w:jc w:val="both"/>
-        <w:rPr>
-          <w:color w:val="000000"/>
-        </w:rPr>
-      </w:pPr>
-      <w:r>
-        <w:rPr>
-          <w:color w:val="000000"/>
-          <w:lang w:eastAsia="vi-VN"/>
-        </w:rPr>
-        <w:t>Theo</w:t>
-      </w:r>
-      <w:r>
-        <w:rPr>
-          <w:color w:val="000000"/>
-          <w:lang w:val="vi-VN" w:eastAsia="vi-VN"/>
-        </w:rPr>
-        <w:t xml:space="preserve"> đề nghị </w:t>
-      </w:r>
-      <w:r>
-        <w:rPr>
-          <w:color w:val="000000"/>
-          <w:lang w:val="vi-VN" w:eastAsia="vi-VN"/>
-        </w:rPr>
-        <w:t>của [[NguoiDeNghiThanhLap]]</w:t>
-      </w:r>
-      <w:r>
-        <w:rPr>
-          <w:color w:val="000000"/>
-        </w:rPr>
-        <w:t>,</w:t>
-      </w:r>
-    </w:p>
-    <w:p>
-      <w:pPr>
-        <w:spacing w:before="120"/>
-        <w:jc w:val="center"/>
-        <w:rPr>
-          <w:color w:val="000000"/>
-        </w:rPr>
-      </w:pPr>
-      <w:r>
-        <w:rPr>
-          <w:b/>
-          <w:bCs/>
-          <w:color w:val="000000"/>
-          <w:lang w:val="vi-VN" w:eastAsia="vi-VN"/>
-        </w:rPr>
-        <w:t>QUYẾT ĐỊNH:</w:t>
-      </w:r>
-    </w:p>
-    <w:p>
-      <w:pPr>
-        <w:spacing w:before="120"/>
-        <w:ind w:firstLine="720"/>
-        <w:rPr>
-          <w:color w:val="000000"/>
-          <w:lang w:val="vi-VN"/>
-        </w:rPr>
-      </w:pPr>
-      <w:r>
-        <w:rPr>
-          <w:b/>
-          <w:bCs/>
-          <w:color w:val="000000"/>
-          <w:lang w:val="vi-VN" w:eastAsia="vi-VN"/>
-        </w:rPr>
-        <w:t>Điều 1.</w:t>
-      </w:r>
-      <w:r>
-        <w:rPr>
-          <w:color w:val="000000"/>
-          <w:lang w:val="vi-VN" w:eastAsia="vi-VN"/>
-        </w:rPr>
-        <w:t xml:space="preserve"> Thành lập Đoàn</w:t>
-      </w:r>
-      <w:r>
-        <w:rPr>
-          <w:color w:val="000000"/>
-          <w:lang w:val="vi-VN" w:eastAsia="vi-VN"/>
-        </w:rPr>
-        <w:t>/</w:t>
-      </w:r>
-      <w:r>
-        <w:rPr>
-          <w:color w:val="000000"/>
-          <w:lang w:val="vi-VN" w:eastAsia="vi-VN"/>
-        </w:rPr>
-        <w:t xml:space="preserve">Tổ xác minh nội dung tố cáo, gồm: </w:t>
-      </w:r>
-      <w:r>
-        <w:rPr>
-          <w:color w:val="000000"/>
-          <w:lang w:val="vi-VN" w:eastAsia="vi-VN"/>
-        </w:rPr>
-        <w:t>[[So]]</w:t>
-      </w:r>
-    </w:p>
-    <w:p>
-      <w:pPr>
-        <w:spacing w:before="120"/>
-        <w:ind w:firstLine="720"/>
-        <w:rPr>
-          <w:color w:val="000000"/>
-          <w:lang w:val="vi-VN"/>
-        </w:rPr>
-      </w:pPr>
-      <w:r>
-        <w:rPr>
-          <w:color w:val="000000"/>
-          <w:lang w:val="vi-VN" w:eastAsia="vi-VN"/>
-        </w:rPr>
-        <w:t xml:space="preserve">1. </w:t>
-      </w:r>
-      <w:r>
-        <w:rPr>
-          <w:color w:val="000000"/>
-          <w:lang w:val="vi-VN" w:eastAsia="vi-VN"/>
-        </w:rPr>
-        <w:t>Đồng chí</w:t>
-      </w:r>
-      <w:r>
-        <w:rPr>
-          <w:color w:val="000000"/>
-          <w:lang w:val="vi-VN" w:eastAsia="vi-VN"/>
-        </w:rPr>
-        <w:t xml:space="preserve"> [[DongChi1]] </w:t>
-      </w:r>
-      <w:r>
-        <w:rPr>
-          <w:color w:val="000000"/>
-          <w:lang w:val="vi-VN" w:eastAsia="vi-VN"/>
-        </w:rPr>
-        <w:t xml:space="preserve">cấp </w:t>
-      </w:r>
-      <w:r>
-        <w:rPr>
-          <w:color w:val="000000"/>
-          <w:lang w:val="vi-VN" w:eastAsia="vi-VN"/>
-        </w:rPr>
-        <w:t xml:space="preserve">bậc [[CapBac1]] </w:t>
-      </w:r>
-      <w:r>
-        <w:rPr>
-          <w:color w:val="000000"/>
-          <w:lang w:val="vi-VN" w:eastAsia="vi-VN"/>
-        </w:rPr>
-        <w:t xml:space="preserve">chức </w:t>
-      </w:r>
-      <w:r>
-        <w:rPr>
-          <w:color w:val="000000"/>
-          <w:lang w:val="vi-VN" w:eastAsia="vi-VN"/>
-        </w:rPr>
-        <w:t xml:space="preserve">vụ [[ChucVu1]] </w:t>
-      </w:r>
-      <w:r>
-        <w:rPr>
-          <w:color w:val="000000"/>
-          <w:lang w:val="vi-VN" w:eastAsia="vi-VN"/>
-        </w:rPr>
-        <w:t>Trưởng đoàn (Tổ trưởng)</w:t>
-      </w:r>
-      <w:r>
-        <w:rPr>
-          <w:color w:val="000000"/>
-          <w:lang w:val="vi-VN" w:eastAsia="vi-VN"/>
-        </w:rPr>
-        <w:t>.</w:t>
-      </w:r>
-    </w:p>
-    <w:p>
-      <w:pPr>
-        <w:spacing w:before="120"/>
-        <w:ind w:firstLine="720"/>
-        <w:rPr>
-          <w:color w:val="000000"/>
-          <w:lang w:val="vi-VN"/>
-        </w:rPr>
-      </w:pPr>
-      <w:r>
-        <w:rPr>
-          <w:color w:val="000000"/>
-          <w:lang w:val="vi-VN" w:eastAsia="vi-VN"/>
-        </w:rPr>
-        <w:t xml:space="preserve">2. </w:t>
-      </w:r>
-      <w:r>
-        <w:rPr>
-          <w:color w:val="000000"/>
-          <w:lang w:val="vi-VN" w:eastAsia="vi-VN"/>
-        </w:rPr>
-        <w:t>Đồng chí</w:t>
-      </w:r>
-      <w:r>
-        <w:rPr>
-          <w:color w:val="000000"/>
-          <w:lang w:val="vi-VN" w:eastAsia="vi-VN"/>
-        </w:rPr>
-        <w:t xml:space="preserve"> [[DongChi1]] </w:t>
-      </w:r>
-      <w:r>
-        <w:rPr>
-          <w:color w:val="000000"/>
-          <w:lang w:val="vi-VN" w:eastAsia="vi-VN"/>
-        </w:rPr>
-        <w:t>cấp bậc</w:t>
-      </w:r>
-      <w:r>
-        <w:rPr>
-          <w:color w:val="000000"/>
-          <w:lang w:val="vi-VN" w:eastAsia="vi-VN"/>
-        </w:rPr>
-        <w:t xml:space="preserve"> [[CapBac1]] </w:t>
-      </w:r>
-      <w:r>
-        <w:rPr>
-          <w:color w:val="000000"/>
-          <w:lang w:val="vi-VN" w:eastAsia="vi-VN"/>
-        </w:rPr>
-        <w:t xml:space="preserve">chức vụ </w:t>
-      </w:r>
-      <w:r>
-        <w:rPr>
-          <w:color w:val="000000"/>
-          <w:lang w:val="vi-VN" w:eastAsia="vi-VN"/>
-        </w:rPr>
-        <w:t xml:space="preserve">[[ChucVu1]] </w:t>
-      </w:r>
-      <w:r>
-        <w:rPr>
-          <w:color w:val="000000"/>
-          <w:lang w:val="vi-VN" w:eastAsia="vi-VN"/>
-        </w:rPr>
-        <w:t>Thành viên</w:t>
-      </w:r>
-      <w:r>
-        <w:rPr>
-          <w:color w:val="000000"/>
-          <w:lang w:val="vi-VN" w:eastAsia="vi-VN"/>
-        </w:rPr>
-        <w:t>.</w:t>
-      </w:r>
-    </w:p>
-    <w:p>
-      <w:pPr>
-        <w:spacing w:before="120"/>
-        <w:ind w:firstLine="720"/>
-        <w:rPr>
-          <w:color w:val="000000"/>
-          <w:spacing w:val="-2"/>
-        </w:rPr>
-      </w:pPr>
-      <w:r>
-        <w:rPr>
-          <w:b/>
-          <w:bCs/>
-          <w:color w:val="000000"/>
-          <w:spacing w:val="-2"/>
-          <w:lang w:val="vi-VN" w:eastAsia="vi-VN"/>
-        </w:rPr>
-        <w:t>Điều 2.</w:t>
-      </w:r>
-      <w:r>
-        <w:rPr>
-          <w:color w:val="000000"/>
-          <w:spacing w:val="-2"/>
-          <w:lang w:val="vi-VN" w:eastAsia="vi-VN"/>
-        </w:rPr>
-        <w:t xml:space="preserve"> Đoàn</w:t>
-      </w:r>
-      <w:r>
-        <w:rPr>
-          <w:color w:val="000000"/>
-          <w:spacing w:val="-2"/>
-          <w:lang w:eastAsia="vi-VN"/>
-        </w:rPr>
-        <w:t>/</w:t>
-      </w:r>
-      <w:r>
-        <w:rPr>
-          <w:color w:val="000000"/>
-          <w:spacing w:val="-2"/>
-          <w:lang w:val="vi-VN" w:eastAsia="vi-VN"/>
-        </w:rPr>
-        <w:t>Tổ xác minh có nhiệm vụ kiểm tra, xác minh nội dung tố cáo</w:t>
-      </w:r>
-    </w:p>
-    <w:p>
-      <w:pPr>
-        <w:rPr>
-          <w:color w:val="000000"/>
-          <w:lang w:val="vi-VN"/>
-        </w:rPr>
-      </w:pPr>
-      <w:r>
-        <w:rPr>
-          <w:color w:val="000000"/>
-          <w:lang w:val="vi-VN"/>
-        </w:rPr>
-        <w:t>[[NoiDungTC]]</w:t>
-      </w:r>
-    </w:p>
-    <w:p>
-      <w:pPr>
-        <w:spacing w:before="120"/>
-        <w:ind w:firstLine="720"/>
-        <w:rPr>
-          <w:color w:val="000000"/>
-          <w:lang w:val="vi-VN"/>
-        </w:rPr>
-      </w:pPr>
-      <w:r>
-        <w:rPr>
-          <w:color w:val="000000"/>
-          <w:lang w:val="vi-VN" w:eastAsia="vi-VN"/>
-        </w:rPr>
-        <w:t>Thời gian tiến hành xác minh là</w:t>
-      </w:r>
-      <w:r>
-        <w:rPr>
-          <w:color w:val="000000"/>
-          <w:lang w:val="vi-VN"/>
-        </w:rPr>
-        <w:t xml:space="preserve"> [[SoNgay]]</w:t>
-      </w:r>
-      <w:r>
-        <w:rPr>
-          <w:color w:val="000000"/>
-          <w:lang w:val="vi-VN"/>
-        </w:rPr>
-        <w:t xml:space="preserve"> </w:t>
-      </w:r>
-      <w:r>
-        <w:rPr>
-          <w:color w:val="000000"/>
-          <w:lang w:val="vi-VN" w:eastAsia="vi-VN"/>
-        </w:rPr>
-        <w:t>ngày, kể từ ngày ký Quyết định này.</w:t>
-      </w:r>
-    </w:p>
-    <w:p>
-      <w:pPr>
-        <w:spacing w:before="120"/>
-        <w:ind w:firstLine="720"/>
-        <w:rPr>
-          <w:color w:val="000000"/>
-          <w:spacing w:val="4"/>
-        </w:rPr>
-      </w:pPr>
-      <w:r>
-        <w:rPr>
-          <w:b/>
-          <w:bCs/>
-          <w:color w:val="000000"/>
-          <w:spacing w:val="4"/>
-          <w:lang w:val="vi-VN" w:eastAsia="vi-VN"/>
-        </w:rPr>
-        <w:t xml:space="preserve">Điều </w:t>
-      </w:r>
-      <w:r>
-        <w:rPr>
-          <w:b/>
-          <w:bCs/>
-          <w:color w:val="000000"/>
-          <w:spacing w:val="4"/>
-          <w:lang w:eastAsia="vi-VN"/>
-        </w:rPr>
-        <w:t xml:space="preserve">3. </w:t>
-      </w:r>
-      <w:r>
-        <w:rPr>
-          <w:color w:val="000000"/>
-          <w:spacing w:val="4"/>
-          <w:lang w:val="vi-VN" w:eastAsia="vi-VN"/>
-        </w:rPr>
-        <w:t>Đoàn</w:t>
-      </w:r>
-      <w:r>
-        <w:rPr>
-          <w:color w:val="000000"/>
-          <w:spacing w:val="4"/>
-          <w:lang w:eastAsia="vi-VN"/>
-        </w:rPr>
-        <w:t>/</w:t>
-      </w:r>
-      <w:r>
-        <w:rPr>
-          <w:color w:val="000000"/>
-          <w:spacing w:val="4"/>
-          <w:lang w:val="vi-VN" w:eastAsia="vi-VN"/>
-        </w:rPr>
-        <w:t xml:space="preserve">Tổ xác minh thực hiện các quyền, nghĩa vụ, trách nhiệm quy định tại các điểm a, b, c, d khoản 1 và điểm a, b, c, khoản 2 Điều 11 của Luật </w:t>
-      </w:r>
-      <w:r>
-        <w:rPr>
-          <w:color w:val="000000"/>
-          <w:spacing w:val="4"/>
-          <w:lang w:eastAsia="vi-VN"/>
-        </w:rPr>
-        <w:t>t</w:t>
-      </w:r>
-      <w:r>
-        <w:rPr>
-          <w:color w:val="000000"/>
-          <w:spacing w:val="4"/>
-          <w:lang w:val="vi-VN" w:eastAsia="vi-VN"/>
-        </w:rPr>
-        <w:t>ố cáo.</w:t>
-      </w:r>
-    </w:p>
-    <w:p>
-      <w:r>
-        <w:rPr>
-          <w:b/>
-          <w:bCs/>
-          <w:color w:val="000000"/>
-          <w:lang w:val="vi-VN" w:eastAsia="vi-VN"/>
-        </w:rPr>
-        <w:t xml:space="preserve">Điều </w:t>
-      </w:r>
-      <w:r>
-        <w:rPr>
-          <w:b/>
-          <w:bCs/>
-          <w:color w:val="000000"/>
-          <w:lang w:eastAsia="vi-VN"/>
-        </w:rPr>
-        <w:t>4</w:t>
-      </w:r>
-      <w:r>
-        <w:rPr>
-          <w:b/>
-          <w:bCs/>
-          <w:color w:val="000000"/>
-          <w:lang w:val="vi-VN" w:eastAsia="vi-VN"/>
-        </w:rPr>
-        <w:t>.</w:t>
-      </w:r>
-      <w:r>
-        <w:rPr>
-          <w:color w:val="000000"/>
-          <w:lang w:val="vi-VN" w:eastAsia="vi-VN"/>
-        </w:rPr>
-        <w:t xml:space="preserve"> Các </w:t>
-      </w:r>
-      <w:r>
-        <w:rPr>
-          <w:color w:val="000000"/>
-          <w:lang w:val="vi-VN" w:eastAsia="vi-VN"/>
-        </w:rPr>
-        <w:t xml:space="preserve">đồng chí/ông </w:t>
-      </w:r>
-      <w:r>
-        <w:rPr>
-          <w:color w:val="000000"/>
-          <w:lang w:val="vi-VN" w:eastAsia="vi-VN"/>
-        </w:rPr>
-        <w:t xml:space="preserve">(bà) </w:t>
-      </w:r>
-      <w:r>
-        <w:rPr>
-          <w:color w:val="000000"/>
-          <w:lang w:val="vi-VN" w:eastAsia="vi-VN"/>
-        </w:rPr>
-        <w:t>[[NguoiDungDauThiHanh]]</w:t>
-      </w:r>
-      <w:r>
-        <w:rPr>
-          <w:color w:val="000000"/>
-          <w:sz w:val="26"/>
-          <w:szCs w:val="26"/>
-          <w:lang w:val="vi-VN"/>
-        </w:rPr>
-        <w:t xml:space="preserve">, </w:t>
-      </w:r>
-      <w:r>
-        <w:rPr>
-          <w:color w:val="000000"/>
-          <w:sz w:val="26"/>
-          <w:szCs w:val="26"/>
-          <w:lang w:val="vi-VN"/>
-        </w:rPr>
-        <w:t>[[CoQuanBiTC]]</w:t>
-      </w:r>
-      <w:r>
-        <w:rPr>
-          <w:color w:val="000000"/>
-          <w:sz w:val="26"/>
-          <w:szCs w:val="26"/>
-          <w:lang w:val="vi-VN"/>
-        </w:rPr>
-        <w:t xml:space="preserve">, </w:t>
-      </w:r>
-      <w:r>
-        <w:rPr>
-          <w:color w:val="000000"/>
-          <w:lang w:val="vi-VN" w:eastAsia="vi-VN"/>
-        </w:rPr>
-        <w:t>cơ</w:t>
-      </w:r>
-      <w:r>
-        <w:rPr>
-          <w:color w:val="000000"/>
-          <w:lang w:val="vi-VN" w:eastAsia="vi-VN"/>
-        </w:rPr>
-        <w:t xml:space="preserve"> quan, tổ chức, đơn vị, cá nhân có liên quan và các </w:t>
-      </w:r>
-      <w:r>
-        <w:rPr>
-          <w:color w:val="000000"/>
-          <w:lang w:val="vi-VN" w:eastAsia="vi-VN"/>
-        </w:rPr>
-        <w:t xml:space="preserve">đồng chí/ông </w:t>
-      </w:r>
-      <w:r>
-        <w:rPr>
-          <w:color w:val="000000"/>
-          <w:lang w:val="vi-VN" w:eastAsia="vi-VN"/>
-        </w:rPr>
-        <w:t xml:space="preserve">(bà) có tên tại Điều </w:t>
-      </w:r>
-      <w:r>
-        <w:rPr>
-          <w:color w:val="000000"/>
-          <w:lang w:val="vi-VN"/>
-        </w:rPr>
-        <w:t xml:space="preserve">1 </w:t>
-      </w:r>
-      <w:r>
-        <w:rPr>
-          <w:color w:val="000000"/>
-          <w:lang w:val="vi-VN" w:eastAsia="vi-VN"/>
-        </w:rPr>
-        <w:t>chịu trách nhiệm thi hành Quyết định này./.</w:t>
       </w:r>
       <w:bookmarkStart w:id="0" w:name="_GoBack"/>
       <w:bookmarkEnd w:id="0"/>
     </w:p>
+    <w:p>
+      <w:pPr>
+        <w:ind w:firstLine="720"/>
+        <w:rPr>
+          <w:bCs/>
+          <w:color w:val="000000"/>
+          <w:lang w:val="vi-VN" w:eastAsia="vi-VN"/>
+        </w:rPr>
+      </w:pPr>
+      <w:r>
+        <w:rPr>
+          <w:bCs/>
+          <w:color w:val="000000"/>
+          <w:lang w:val="vi-VN" w:eastAsia="vi-VN"/>
+        </w:rPr>
+        <w:t>Căn cứ Luật tố cáo ngày 12/6/2018;</w:t>
+      </w:r>
+    </w:p>
+    <w:p>
+      <w:pPr>
+        <w:ind w:firstLine="720"/>
+        <w:rPr>
+          <w:bCs/>
+          <w:color w:val="000000"/>
+          <w:lang w:val="vi-VN" w:eastAsia="vi-VN"/>
+        </w:rPr>
+      </w:pPr>
+      <w:r>
+        <w:rPr>
+          <w:bCs/>
+          <w:color w:val="000000"/>
+          <w:lang w:val="vi-VN" w:eastAsia="vi-VN"/>
+        </w:rPr>
+        <w:t>Căn cứ Nghị định số 31/2019/NĐ-CP ngày 10/4/2019 của Chính phủ quy định chi tiết một số điều và biện pháp tổ chức thi hành Luật tố cáo;</w:t>
+      </w:r>
+    </w:p>
+    <w:p>
+      <w:pPr>
+        <w:ind w:firstLine="720"/>
+        <w:rPr>
+          <w:bCs/>
+          <w:color w:val="000000"/>
+          <w:lang w:val="vi-VN" w:eastAsia="vi-VN"/>
+        </w:rPr>
+      </w:pPr>
+      <w:r>
+        <w:rPr>
+          <w:bCs/>
+          <w:color w:val="000000"/>
+          <w:lang w:val="vi-VN" w:eastAsia="vi-VN"/>
+        </w:rPr>
+        <w:t>Căn cứ [[VanBanQuyPham]];</w:t>
+      </w:r>
+    </w:p>
+    <w:p>
+      <w:pPr>
+        <w:ind w:firstLine="720"/>
+        <w:rPr>
+          <w:bCs/>
+          <w:color w:val="000000"/>
+          <w:lang w:val="vi-VN" w:eastAsia="vi-VN"/>
+        </w:rPr>
+      </w:pPr>
+      <w:r>
+        <w:rPr>
+          <w:bCs/>
+          <w:color w:val="000000"/>
+          <w:lang w:val="vi-VN" w:eastAsia="vi-VN"/>
+        </w:rPr>
+        <w:t>Căn cứ [[VanBanGiaoNV]];</w:t>
+      </w:r>
+    </w:p>
+    <w:p>
+      <w:pPr>
+        <w:ind w:firstLine="720"/>
+        <w:rPr>
+          <w:bCs/>
+          <w:color w:val="000000"/>
+          <w:lang w:val="vi-VN" w:eastAsia="vi-VN"/>
+        </w:rPr>
+      </w:pPr>
+      <w:r>
+        <w:rPr>
+          <w:bCs/>
+          <w:color w:val="000000"/>
+          <w:lang w:val="vi-VN" w:eastAsia="vi-VN"/>
+        </w:rPr>
+        <w:t>Theo đề nghị của [[NguoiDeNghiThanhLap]],</w:t>
+      </w:r>
+    </w:p>
+    <w:p>
+      <w:pPr>
+        <w:jc w:val="center"/>
+        <w:rPr>
+          <w:b/>
+          <w:bCs/>
+          <w:color w:val="000000"/>
+          <w:lang w:val="vi-VN" w:eastAsia="vi-VN"/>
+        </w:rPr>
+      </w:pPr>
+      <w:r>
+        <w:rPr>
+          <w:b/>
+          <w:bCs/>
+          <w:color w:val="000000"/>
+          <w:lang w:val="vi-VN" w:eastAsia="vi-VN"/>
+        </w:rPr>
+        <w:t>QUYẾT ĐỊNH:</w:t>
+      </w:r>
+    </w:p>
+    <w:p>
+      <w:pPr>
+        <w:ind w:firstLine="720"/>
+        <w:rPr>
+          <w:bCs/>
+          <w:color w:val="000000"/>
+          <w:lang w:val="vi-VN" w:eastAsia="vi-VN"/>
+        </w:rPr>
+      </w:pPr>
+      <w:r>
+        <w:rPr>
+          <w:bCs/>
+          <w:color w:val="000000"/>
+          <w:lang w:val="vi-VN" w:eastAsia="vi-VN"/>
+        </w:rPr>
+        <w:t>Điều 1. Thành lập Đoàn/Tổ xác minh nội dung tố cáo, gồm: [[So]]</w:t>
+      </w:r>
+    </w:p>
+    <w:p>
+      <w:pPr>
+        <w:ind w:firstLine="720"/>
+        <w:rPr>
+          <w:bCs/>
+          <w:color w:val="000000"/>
+          <w:lang w:val="vi-VN" w:eastAsia="vi-VN"/>
+        </w:rPr>
+      </w:pPr>
+      <w:r>
+        <w:rPr>
+          <w:bCs/>
+          <w:color w:val="000000"/>
+          <w:lang w:val="vi-VN" w:eastAsia="vi-VN"/>
+        </w:rPr>
+        <w:t>1. Đồng chí [[DongChi1]] Trưởng đoàn (Tổ trưởng).</w:t>
+      </w:r>
+    </w:p>
+    <w:p>
+      <w:pPr>
+        <w:ind w:firstLine="720"/>
+        <w:rPr>
+          <w:bCs/>
+          <w:color w:val="000000"/>
+          <w:lang w:val="vi-VN" w:eastAsia="vi-VN"/>
+        </w:rPr>
+      </w:pPr>
+      <w:r>
+        <w:rPr>
+          <w:bCs/>
+          <w:color w:val="000000"/>
+          <w:lang w:val="vi-VN" w:eastAsia="vi-VN"/>
+        </w:rPr>
+        <w:t>2. Đồng chí [[DongChi2]] Thành viên.</w:t>
+      </w:r>
+    </w:p>
+    <w:p>
+      <w:pPr>
+        <w:ind w:firstLine="720"/>
+        <w:rPr>
+          <w:bCs/>
+          <w:color w:val="000000"/>
+          <w:lang w:val="vi-VN" w:eastAsia="vi-VN"/>
+        </w:rPr>
+      </w:pPr>
+      <w:r>
+        <w:rPr>
+          <w:bCs/>
+          <w:color w:val="000000"/>
+          <w:lang w:val="vi-VN" w:eastAsia="vi-VN"/>
+        </w:rPr>
+        <w:t xml:space="preserve">Điều 2. Đoàn/Tổ xác minh có nhiệm vụ kiểm tra, xác minh nội dung tố cáo </w:t>
+      </w:r>
+    </w:p>
+    <w:p>
+      <w:pPr>
+        <w:rPr>
+          <w:bCs/>
+          <w:color w:val="000000"/>
+          <w:lang w:val="vi-VN" w:eastAsia="vi-VN"/>
+        </w:rPr>
+      </w:pPr>
+      <w:r>
+        <w:rPr>
+          <w:bCs/>
+          <w:color w:val="000000"/>
+          <w:lang w:val="vi-VN" w:eastAsia="vi-VN"/>
+        </w:rPr>
+        <w:t>[[NoiDungTC]]</w:t>
+      </w:r>
+    </w:p>
+    <w:p>
+      <w:pPr>
+        <w:ind w:firstLine="720"/>
+        <w:rPr>
+          <w:bCs/>
+          <w:color w:val="000000"/>
+          <w:lang w:val="vi-VN" w:eastAsia="vi-VN"/>
+        </w:rPr>
+      </w:pPr>
+      <w:r>
+        <w:rPr>
+          <w:bCs/>
+          <w:color w:val="000000"/>
+          <w:lang w:val="vi-VN" w:eastAsia="vi-VN"/>
+        </w:rPr>
+        <w:t>Thời gian tiến hành xác minh là [[SoNgay]] ngày, kể từ ngày ký Quyết định này.</w:t>
+      </w:r>
+    </w:p>
+    <w:p>
+      <w:pPr>
+        <w:ind w:firstLine="720"/>
+        <w:rPr>
+          <w:bCs/>
+          <w:color w:val="000000"/>
+          <w:lang w:val="vi-VN" w:eastAsia="vi-VN"/>
+        </w:rPr>
+      </w:pPr>
+      <w:r>
+        <w:rPr>
+          <w:bCs/>
+          <w:color w:val="000000"/>
+          <w:lang w:val="vi-VN" w:eastAsia="vi-VN"/>
+        </w:rPr>
+        <w:t>Điều 3. Đoàn/Tổ xác minh thực hiện các quyền, nghĩa vụ, trách nhiệm quy định tại các điểm a, b, c, d khoản 1 và điểm a, b, c, khoản 2 Điều 11 của Luật tố cáo.</w:t>
+      </w:r>
+    </w:p>
+    <w:p>
+      <w:pPr>
+        <w:ind w:firstLine="720"/>
+        <w:rPr>
+          <w:bCs/>
+          <w:color w:val="000000"/>
+          <w:lang w:val="vi-VN" w:eastAsia="vi-VN"/>
+        </w:rPr>
+      </w:pPr>
+      <w:r>
+        <w:rPr>
+          <w:bCs/>
+          <w:color w:val="000000"/>
+          <w:lang w:val="vi-VN" w:eastAsia="vi-VN"/>
+        </w:rPr>
+        <w:t>Điều 4. Các đồng chí/ông (bà) [[NguoiDungDauCoQuan]], [[NguoiBiToCao]], cơ quan, tổ chức, đơn vị, cá nhân có liên quan và các đồng chí/ông (bà) có tên tại Điều 1 chịu trách nhiệm thi hành Quyết định này./.</w:t>
+      </w:r>
+    </w:p>
+    <w:p/>
     <w:sectPr>
       <w:pgSz w:w="11906" w:h="16838" w:code="9"/>
       <w:pgMar w:top="1418" w:right="1418" w:bottom="1418" w:left="1985" w:header="720" w:footer="720" w:gutter="0"/>
